--- a/docs/user-guide/en/pages/13-actionplanguide.docx
+++ b/docs/user-guide/en/pages/13-actionplanguide.docx
@@ -65,7 +65,7 @@
       <w:r>
         <w:drawing>
           <wp:inline distT="0" distB="0" distL="0" distR="0">
-            <wp:extent cx="5715000" cy="504825"/>
+            <wp:extent cx="6953250" cy="609600"/>
             <wp:effectExtent t="0" r="0" b="0" l="0"/>
             <wp:docPr id="1" name="" descr="" title=""/>
             <wp:cNvGraphicFramePr>
@@ -90,7 +90,7 @@
                   <pic:spPr bwMode="auto">
                     <a:xfrm>
                       <a:off x="0" y="0"/>
-                      <a:ext cx="5715000" cy="504825"/>
+                      <a:ext cx="6953250" cy="609600"/>
                     </a:xfrm>
                     <a:prstGeom prst="rect">
                       <a:avLst/>
@@ -112,7 +112,7 @@
       <w:r>
         <w:drawing>
           <wp:inline distT="0" distB="0" distL="0" distR="0">
-            <wp:extent cx="5715000" cy="5553075"/>
+            <wp:extent cx="6953250" cy="6762750"/>
             <wp:effectExtent t="0" r="0" b="0" l="0"/>
             <wp:docPr id="1" name="" descr="" title=""/>
             <wp:cNvGraphicFramePr>
@@ -137,7 +137,7 @@
                   <pic:spPr bwMode="auto">
                     <a:xfrm>
                       <a:off x="0" y="0"/>
-                      <a:ext cx="5715000" cy="5553075"/>
+                      <a:ext cx="6953250" cy="6762750"/>
                     </a:xfrm>
                     <a:prstGeom prst="rect">
                       <a:avLst/>
@@ -152,7 +152,7 @@
     </w:p>
     <w:p>
       <w:pPr>
-        <w:spacing w:after="90" w:line="290"/>
+        <w:spacing w:after="70" w:line="270"/>
       </w:pPr>
       <w:r>
         <w:rPr>
@@ -1316,7 +1316,7 @@
       <w:headerReference w:type="default" r:id="rId7"/>
       <w:footerReference w:type="default" r:id="rId8"/>
       <w:pgSz w:w="11906" w:h="16838" w:orient="portrait"/>
-      <w:pgMar w:top="1300" w:right="1250" w:bottom="1000" w:left="1250" w:header="708" w:footer="708" w:gutter="0"/>
+      <w:pgMar w:top="1500" w:right="432" w:bottom="994" w:left="432" w:header="706" w:footer="706" w:gutter="0"/>
       <w:pgNumType/>
       <w:docGrid w:linePitch="360"/>
     </w:sectPr>

--- a/docs/user-guide/en/pages/13-actionplanguide.docx
+++ b/docs/user-guide/en/pages/13-actionplanguide.docx
@@ -58,7 +58,7 @@
     </w:p>
     <w:p>
       <w:pPr>
-        <w:keepNext/>
+        <w:keepNext w:val="false"/>
         <w:spacing w:after="120" w:before="60"/>
         <w:jc w:val="center"/>
       </w:pPr>
